--- a/01-精益工具知识库/02-核心工具/06-5S管理.docx
+++ b/01-精益工具知识库/02-核心工具/06-5S管理.docx
@@ -254,7 +254,7 @@
           <w:i w:val="0"/>
           <w:sz w:val="22"/>
         </w:rPr>
-        <w:t>在紧固件制造中，5S确保模具、检具、原材料、半成品、成品等物品都有明确的存放位置和标识，操作员能够快速找到需要的物品，减少寻找浪费，降低混料风险，提升整体效率。</w:t>
+        <w:t>在制造中，5S确保模具、检具、原材料、半成品、成品等物品都有明确的存放位置和标识，操作员能够快速找到需要的物品，减少寻找浪费，降低混料风险，提升整体效率。</w:t>
       </w:r>
     </w:p>
     <w:p>
@@ -897,7 +897,7 @@
           <w:i w:val="0"/>
           <w:sz w:val="22"/>
         </w:rPr>
-        <w:t>紧固件行业应用</w:t>
+        <w:t>制造工序应用：</w:t>
       </w:r>
       <w:r>
         <w:rPr>
@@ -906,7 +906,6 @@
           <w:i w:val="0"/>
           <w:sz w:val="22"/>
         </w:rPr>
-        <w:t>：</w:t>
       </w:r>
     </w:p>
     <w:p>
@@ -1573,7 +1572,7 @@
           <w:i w:val="0"/>
           <w:sz w:val="22"/>
         </w:rPr>
-        <w:t>紧固件行业应用</w:t>
+        <w:t>制造工序应用：</w:t>
       </w:r>
       <w:r>
         <w:rPr>
@@ -1582,7 +1581,6 @@
           <w:i w:val="0"/>
           <w:sz w:val="22"/>
         </w:rPr>
-        <w:t>：</w:t>
       </w:r>
     </w:p>
     <w:p>
@@ -1610,7 +1608,7 @@
           <w:i w:val="0"/>
           <w:sz w:val="22"/>
         </w:rPr>
-        <w:t>检具定置：通止规、卡规等量具按型号分类放在专用量具架上</w:t>
+        <w:t>检具定置：量规、卡规等量具按型号分类放在专用量具架上</w:t>
       </w:r>
     </w:p>
     <w:p>
@@ -1624,7 +1622,7 @@
           <w:i w:val="0"/>
           <w:sz w:val="22"/>
         </w:rPr>
-        <w:t>原料区域：不同材质、规格的钢丝分区存放，标识清晰</w:t>
+        <w:t>原料区域：不同材质、规格的棒料分区存放，标识清晰</w:t>
       </w:r>
     </w:p>
     <w:p>
@@ -2334,7 +2332,7 @@
           <w:i w:val="0"/>
           <w:sz w:val="22"/>
         </w:rPr>
-        <w:t>有无松动的螺栓</w:t>
+        <w:t>有无松动的工件</w:t>
       </w:r>
     </w:p>
     <w:p>
@@ -2744,7 +2742,9 @@
             <w:tcW w:type="dxa" w:w="2075"/>
           </w:tcPr>
           <w:p>
-            <w:r/>
+            <w:r>
+              <w:t>机加工工位A</w:t>
+            </w:r>
             <w:r>
               <w:rPr>
                 <w:rFonts w:ascii="SimSun" w:hAnsi="SimSun"/>
@@ -2752,7 +2752,6 @@
                 <w:i w:val="0"/>
                 <w:sz w:val="20"/>
               </w:rPr>
-              <w:t>冷镦工位A</w:t>
             </w:r>
           </w:p>
         </w:tc>
@@ -2815,7 +2814,9 @@
             <w:shd w:fill="EDF2F9" w:val="clear"/>
           </w:tcPr>
           <w:p>
-            <w:r/>
+            <w:r>
+              <w:t>机加工工位B</w:t>
+            </w:r>
             <w:r>
               <w:rPr>
                 <w:rFonts w:ascii="SimSun" w:hAnsi="SimSun"/>
@@ -2823,7 +2824,6 @@
                 <w:i w:val="0"/>
                 <w:sz w:val="20"/>
               </w:rPr>
-              <w:t>冷镦工位B</w:t>
             </w:r>
           </w:p>
         </w:tc>
@@ -2888,7 +2888,9 @@
             <w:tcW w:type="dxa" w:w="2075"/>
           </w:tcPr>
           <w:p>
-            <w:r/>
+            <w:r>
+              <w:t>精加工工位</w:t>
+            </w:r>
             <w:r>
               <w:rPr>
                 <w:rFonts w:ascii="SimSun" w:hAnsi="SimSun"/>
@@ -2896,7 +2898,6 @@
                 <w:i w:val="0"/>
                 <w:sz w:val="20"/>
               </w:rPr>
-              <w:t>搓丝工位</w:t>
             </w:r>
           </w:p>
         </w:tc>
@@ -4646,7 +4647,7 @@
           <w:i w:val="0"/>
           <w:sz w:val="32"/>
         </w:rPr>
-        <w:t>紧固件车间5S实施</w:t>
+        <w:t>产品车间5S实施</w:t>
       </w:r>
     </w:p>
     <w:p>
@@ -4674,7 +4675,7 @@
           <w:i w:val="0"/>
           <w:sz w:val="22"/>
         </w:rPr>
-        <w:t>冷镦模具区</w:t>
+        <w:t>机加工模具区：</w:t>
       </w:r>
       <w:r>
         <w:rPr>
@@ -4683,7 +4684,6 @@
           <w:i w:val="0"/>
           <w:sz w:val="22"/>
         </w:rPr>
-        <w:t>：</w:t>
       </w:r>
     </w:p>
     <w:p>
@@ -4767,7 +4767,7 @@
           <w:i w:val="0"/>
           <w:sz w:val="22"/>
         </w:rPr>
-        <w:t>搓丝板区</w:t>
+        <w:t>加工刀具区：</w:t>
       </w:r>
       <w:r>
         <w:rPr>
@@ -4776,7 +4776,6 @@
           <w:i w:val="0"/>
           <w:sz w:val="22"/>
         </w:rPr>
-        <w:t>：</w:t>
       </w:r>
     </w:p>
     <w:p>
@@ -4790,7 +4789,7 @@
           <w:i w:val="0"/>
           <w:sz w:val="22"/>
         </w:rPr>
-        <w:t>按螺纹规格分区存放</w:t>
+        <w:t>按规格分区存放</w:t>
       </w:r>
     </w:p>
     <w:p>
@@ -4804,7 +4803,7 @@
           <w:i w:val="0"/>
           <w:sz w:val="22"/>
         </w:rPr>
-        <w:t>使用专用搓丝板架，防止碰伤牙型</w:t>
+        <w:t>使用专用加工刀具架，防止碰伤轮廓</w:t>
       </w:r>
     </w:p>
     <w:p>
@@ -4869,7 +4868,7 @@
           <w:i w:val="0"/>
           <w:sz w:val="22"/>
         </w:rPr>
-        <w:t>通止规按规格分类存放在专用量具柜</w:t>
+        <w:t>量规按规格分类存放在专用量具柜</w:t>
       </w:r>
     </w:p>
     <w:p>
@@ -5004,7 +5003,7 @@
           <w:i w:val="0"/>
           <w:sz w:val="22"/>
         </w:rPr>
-        <w:t>钢丝原料区</w:t>
+        <w:t>原材料区：</w:t>
       </w:r>
       <w:r>
         <w:rPr>
@@ -5013,7 +5012,6 @@
           <w:i w:val="0"/>
           <w:sz w:val="22"/>
         </w:rPr>
-        <w:t>：</w:t>
       </w:r>
     </w:p>
     <w:p>
@@ -5875,7 +5873,7 @@
           <w:i w:val="0"/>
           <w:sz w:val="32"/>
         </w:rPr>
-        <w:t>紧固件行业具体应用案例</w:t>
+        <w:t>制造业具体应用案例</w:t>
       </w:r>
     </w:p>
     <w:p>
@@ -5889,7 +5887,7 @@
           <w:i w:val="0"/>
           <w:sz w:val="26"/>
         </w:rPr>
-        <w:t>案例：冷镦车间5S改善</w:t>
+        <w:t>案例：机加工车间5S改善</w:t>
       </w:r>
     </w:p>
     <w:p>
@@ -5903,7 +5901,7 @@
           <w:i w:val="0"/>
           <w:sz w:val="22"/>
         </w:rPr>
-        <w:t>背景</w:t>
+        <w:t>背景：某制造工厂机加工车间面积约2000平方米，有15台机加工设备。车间内物品摆放混乱，模具找不着、量具缺件、通道堵塞等问题频发。操作员每天花约30分钟寻找工具和模具。</w:t>
       </w:r>
       <w:r>
         <w:rPr>
@@ -5912,7 +5910,6 @@
           <w:i w:val="0"/>
           <w:sz w:val="22"/>
         </w:rPr>
-        <w:t>：某紧固件工厂冷镦车间面积约2000平方米，有15台冷镦机。车间内物品摆放混乱，模具找不着、量具缺件、通道堵塞等问题频发。操作员每天花约30分钟寻找工具和模具。</w:t>
       </w:r>
     </w:p>
     <w:p>
